--- a/03_Outputs/final scripts/ru/Module 9/9.3.0-ru.docx
+++ b/03_Outputs/final scripts/ru/Module 9/9.3.0-ru.docx
@@ -14,7 +14,7 @@
     </w:p>
     <w:p>
       <w:r>
-        <w:t xml:space="preserve">Мы начнем с изучения того, как оценивать рискованную среду для проектов в области возобновляемой энергии, используя структурированный анализ и взаимодействие с заинтересованными сторонами для выявления наиболее важных барьеров. Вы узнаете, как методология DREI помогает картировать эти риски, количественно оценивать их влияние на стоимость финансирования и определять приоритеты для действий.  </w:t>
+        <w:t xml:space="preserve">Мы начнем с изучения методов оценки рискованной среды для проектов в области возобновляемой энергии, используя структурированный анализ и взаимодействие с заинтересованными сторонами для выявления наиболее важных барьеров. Вы узнаете, как методология DREI помогает картировать эти риски, количественно оценивать их влияние на стоимость финансирования и определять приоритеты для действий.  </w:t>
       </w:r>
     </w:p>
     <w:p>
@@ -29,7 +29,7 @@
     </w:p>
     <w:p>
       <w:r>
-        <w:t>К концу этой главы вы поймете, как теория превращается в практику — и как рамочная структура DREI дает возможность руководителям принимать обоснованные решения и разрабатывать стратегии, основанные на доказательствах, для устойчивого, низкоуглеродного будущего.</w:t>
+        <w:t>К концу этой главы вы поймете, как теория превращается в практику — и как рамочная структура DREI дает возможность руководителям принимать обоснованные решения и разрабатывать стратегии, основанные на доказательствах, для устойчивого и низкоуглеродного будущего.</w:t>
       </w:r>
     </w:p>
     <w:sectPr>
